--- a/labs/lab08/report/report.docx
+++ b/labs/lab08/report/report.docx
@@ -168,7 +168,7 @@
       <w:r>
         <w:drawing>
           <wp:inline>
-            <wp:extent cx="3733800" cy="976688"/>
+            <wp:extent cx="3733800" cy="908402"/>
             <wp:effectExtent b="0" l="0" r="0" t="0"/>
             <wp:docPr descr="Создание каталога" title="" id="22" name="Picture"/>
             <a:graphic>
@@ -189,7 +189,7 @@
                   <pic:spPr bwMode="auto">
                     <a:xfrm>
                       <a:off x="0" y="0"/>
-                      <a:ext cx="3733800" cy="976688"/>
+                      <a:ext cx="3733800" cy="908402"/>
                     </a:xfrm>
                     <a:prstGeom prst="rect">
                       <a:avLst/>
@@ -278,7 +278,7 @@
       <w:r>
         <w:drawing>
           <wp:inline>
-            <wp:extent cx="3733800" cy="2393698"/>
+            <wp:extent cx="3733800" cy="1549085"/>
             <wp:effectExtent b="0" l="0" r="0" t="0"/>
             <wp:docPr descr="Работа в редакторе Vi" title="" id="25" name="Picture"/>
             <a:graphic>
@@ -299,7 +299,7 @@
                   <pic:spPr bwMode="auto">
                     <a:xfrm>
                       <a:off x="0" y="0"/>
-                      <a:ext cx="3733800" cy="2393698"/>
+                      <a:ext cx="3733800" cy="1549085"/>
                     </a:xfrm>
                     <a:prstGeom prst="rect">
                       <a:avLst/>
@@ -345,7 +345,7 @@
       <w:r>
         <w:drawing>
           <wp:inline>
-            <wp:extent cx="3733800" cy="1030013"/>
+            <wp:extent cx="3733800" cy="1947734"/>
             <wp:effectExtent b="0" l="0" r="0" t="0"/>
             <wp:docPr descr="Запуск файла" title="" id="28" name="Picture"/>
             <a:graphic>
@@ -366,7 +366,7 @@
                   <pic:spPr bwMode="auto">
                     <a:xfrm>
                       <a:off x="0" y="0"/>
-                      <a:ext cx="3733800" cy="1030013"/>
+                      <a:ext cx="3733800" cy="1947734"/>
                     </a:xfrm>
                     <a:prstGeom prst="rect">
                       <a:avLst/>
@@ -510,7 +510,7 @@
       <w:r>
         <w:drawing>
           <wp:inline>
-            <wp:extent cx="3733800" cy="2429578"/>
+            <wp:extent cx="3733800" cy="1787406"/>
             <wp:effectExtent b="0" l="0" r="0" t="0"/>
             <wp:docPr descr="Работа в редакторе Vi" title="" id="31" name="Picture"/>
             <a:graphic>
@@ -531,7 +531,7 @@
                   <pic:spPr bwMode="auto">
                     <a:xfrm>
                       <a:off x="0" y="0"/>
-                      <a:ext cx="3733800" cy="2429578"/>
+                      <a:ext cx="3733800" cy="1787406"/>
                     </a:xfrm>
                     <a:prstGeom prst="rect">
                       <a:avLst/>
@@ -565,7 +565,7 @@
       <w:r>
         <w:drawing>
           <wp:inline>
-            <wp:extent cx="3733800" cy="1338532"/>
+            <wp:extent cx="3733800" cy="1205040"/>
             <wp:effectExtent b="0" l="0" r="0" t="0"/>
             <wp:docPr descr="Повторный запуск файла" title="" id="34" name="Picture"/>
             <a:graphic>
@@ -586,7 +586,7 @@
                   <pic:spPr bwMode="auto">
                     <a:xfrm>
                       <a:off x="0" y="0"/>
-                      <a:ext cx="3733800" cy="1338532"/>
+                      <a:ext cx="3733800" cy="1205040"/>
                     </a:xfrm>
                     <a:prstGeom prst="rect">
                       <a:avLst/>
